--- a/briefings/线口监测午报-2026-10-04.docx
+++ b/briefings/线口监测午报-2026-10-04.docx
@@ -22,7 +22,7 @@
           <w:color w:val="888888"/>
           <w:sz w:val="18"/>
         </w:rPr>
-        <w:t>监测窗口:近48小时 | 生成时间:2026-10-04 13:58</w:t>
+        <w:t>监测窗口:近48小时 | 生成时间:2026-10-04 14:58</w:t>
       </w:r>
     </w:p>
     <w:p>
@@ -682,57 +682,6 @@
           <w:color w:val="888888"/>
           <w:sz w:val="24"/>
         </w:rPr>
-        <w:t>OpenAI 前安全部门员工：AI 模型迭代部署太激进，公司的文化已经崩坏</w:t>
-      </w:r>
-    </w:p>
-    <w:p>
-      <w:r>
-        <w:rPr>
-          <w:rFonts w:ascii="Times New Roman" w:hAnsi="Times New Roman" w:eastAsia="宋体"/>
-          <w:color w:val="888888"/>
-          <w:sz w:val="18"/>
-        </w:rPr>
-        <w:t>来源:IT之家 | 时间:10-04 06:43</w:t>
-      </w:r>
-    </w:p>
-    <w:p>
-      <w:r>
-        <w:rPr>
-          <w:rFonts w:ascii="Times New Roman" w:hAnsi="Times New Roman" w:eastAsia="宋体"/>
-          <w:sz w:val="18"/>
-        </w:rPr>
-        <w:t>链接:</w:t>
-      </w:r>
-      <w:hyperlink r:id="rId21">
-        <w:r>
-          <w:rPr>
-            <w:color w:val="0563C1"/>
-            <w:u w:val="single"/>
-          </w:rPr>
-          <w:t>OpenAI 前安全部门员工：AI 模型迭代部署太激进，公司的文化已经崩坏</w:t>
-        </w:r>
-      </w:hyperlink>
-    </w:p>
-    <w:p>
-      <w:pPr>
-        <w:pStyle w:val="Heading3"/>
-      </w:pPr>
-      <w:r>
-        <w:rPr>
-          <w:rFonts w:ascii="Times New Roman" w:hAnsi="Times New Roman" w:eastAsia="黑体"/>
-          <w:b w:val="0"/>
-          <w:color w:val="888888"/>
-          <w:sz w:val="24"/>
-        </w:rPr>
-        <w:t>【C级·参考】</w:t>
-      </w:r>
-      <w:r>
-        <w:rPr>
-          <w:rFonts w:ascii="Times New Roman" w:hAnsi="Times New Roman" w:eastAsia="黑体"/>
-          <w:b w:val="0"/>
-          <w:color w:val="888888"/>
-          <w:sz w:val="24"/>
-        </w:rPr>
         <w:t>AI“奔县” 浙江县域文旅谋“智变”</w:t>
       </w:r>
     </w:p>
@@ -754,7 +703,7 @@
         </w:rPr>
         <w:t>链接:</w:t>
       </w:r>
-      <w:hyperlink r:id="rId22">
+      <w:hyperlink r:id="rId21">
         <w:r>
           <w:rPr>
             <w:color w:val="0563C1"/>
@@ -805,7 +754,7 @@
         </w:rPr>
         <w:t>链接:</w:t>
       </w:r>
-      <w:hyperlink r:id="rId23">
+      <w:hyperlink r:id="rId22">
         <w:r>
           <w:rPr>
             <w:color w:val="0563C1"/>
@@ -856,7 +805,7 @@
         </w:rPr>
         <w:t>链接:</w:t>
       </w:r>
-      <w:hyperlink r:id="rId24">
+      <w:hyperlink r:id="rId23">
         <w:r>
           <w:rPr>
             <w:color w:val="0563C1"/>
@@ -907,7 +856,7 @@
         </w:rPr>
         <w:t>链接:</w:t>
       </w:r>
-      <w:hyperlink r:id="rId25">
+      <w:hyperlink r:id="rId24">
         <w:r>
           <w:rPr>
             <w:color w:val="0563C1"/>
@@ -958,7 +907,7 @@
         </w:rPr>
         <w:t>链接:</w:t>
       </w:r>
-      <w:hyperlink r:id="rId26">
+      <w:hyperlink r:id="rId25">
         <w:r>
           <w:rPr>
             <w:color w:val="0563C1"/>
@@ -1021,7 +970,7 @@
         </w:rPr>
         <w:t>链接:</w:t>
       </w:r>
-      <w:hyperlink r:id="rId27">
+      <w:hyperlink r:id="rId26">
         <w:r>
           <w:rPr>
             <w:color w:val="0563C1"/>
@@ -1072,7 +1021,7 @@
         </w:rPr>
         <w:t>链接:</w:t>
       </w:r>
-      <w:hyperlink r:id="rId28">
+      <w:hyperlink r:id="rId27">
         <w:r>
           <w:rPr>
             <w:color w:val="0563C1"/>
@@ -1110,6 +1059,57 @@
         </w:rPr>
         <w:t>电商/直播/即时零售</w:t>
       </w:r>
+    </w:p>
+    <w:p>
+      <w:pPr>
+        <w:pStyle w:val="Heading3"/>
+      </w:pPr>
+      <w:r>
+        <w:rPr>
+          <w:rFonts w:ascii="Times New Roman" w:hAnsi="Times New Roman" w:eastAsia="黑体"/>
+          <w:b w:val="0"/>
+          <w:color w:val="888888"/>
+          <w:sz w:val="24"/>
+        </w:rPr>
+        <w:t>【C级·参考】</w:t>
+      </w:r>
+      <w:r>
+        <w:rPr>
+          <w:rFonts w:ascii="Times New Roman" w:hAnsi="Times New Roman" w:eastAsia="黑体"/>
+          <w:b w:val="0"/>
+          <w:color w:val="888888"/>
+          <w:sz w:val="24"/>
+        </w:rPr>
+        <w:t>摄像头对墙对地，央视揭部分外卖“明厨亮灶”形同虚设</w:t>
+      </w:r>
+    </w:p>
+    <w:p>
+      <w:r>
+        <w:rPr>
+          <w:rFonts w:ascii="Times New Roman" w:hAnsi="Times New Roman" w:eastAsia="宋体"/>
+          <w:color w:val="888888"/>
+          <w:sz w:val="18"/>
+        </w:rPr>
+        <w:t>来源:IT之家 | 时间:10-04 14:22</w:t>
+      </w:r>
+    </w:p>
+    <w:p>
+      <w:r>
+        <w:rPr>
+          <w:rFonts w:ascii="Times New Roman" w:hAnsi="Times New Roman" w:eastAsia="宋体"/>
+          <w:sz w:val="18"/>
+        </w:rPr>
+        <w:t>链接:</w:t>
+      </w:r>
+      <w:hyperlink r:id="rId28">
+        <w:r>
+          <w:rPr>
+            <w:color w:val="0563C1"/>
+            <w:u w:val="single"/>
+          </w:rPr>
+          <w:t>摄像头对墙对地，央视揭部分外卖“明厨亮灶”形同虚设</w:t>
+        </w:r>
+      </w:hyperlink>
     </w:p>
     <w:p>
       <w:pPr>
@@ -1431,6 +1431,18 @@
     </w:p>
     <w:p>
       <w:pPr>
+        <w:pStyle w:val="Heading2"/>
+      </w:pPr>
+      <w:r>
+        <w:rPr>
+          <w:rFonts w:ascii="Times New Roman" w:hAnsi="Times New Roman" w:eastAsia="黑体"/>
+          <w:sz w:val="28"/>
+        </w:rPr>
+        <w:t>消费/以旧换新/新餐饮</w:t>
+      </w:r>
+    </w:p>
+    <w:p>
+      <w:pPr>
         <w:pStyle w:val="Heading3"/>
       </w:pPr>
       <w:r>
@@ -1449,7 +1461,7 @@
           <w:color w:val="888888"/>
           <w:sz w:val="24"/>
         </w:rPr>
-        <w:t>华为 Mate 90 Pro Max 性能解禁：搭载麒麟 9050 Pro，部分游戏能效优于第五代骁龙 8 至尊版机型</w:t>
+        <w:t>苹果 iPhone 18 Pro 系列手机海南免税价格出炉：相比官网正价便宜约 200-1430 元</w:t>
       </w:r>
     </w:p>
     <w:p>
@@ -1459,7 +1471,7 @@
           <w:color w:val="888888"/>
           <w:sz w:val="18"/>
         </w:rPr>
-        <w:t>来源:IT之家 | 时间:10-04 00:20</w:t>
+        <w:t>来源:IT之家 | 时间:10-04 14:43</w:t>
       </w:r>
     </w:p>
     <w:p>
@@ -1476,21 +1488,60 @@
             <w:color w:val="0563C1"/>
             <w:u w:val="single"/>
           </w:rPr>
-          <w:t>华为 Mate 90 Pro Max 性能解禁：搭载麒麟 9050 Pro，部分游戏能效优于第五代骁龙 8 至尊版机型</w:t>
+          <w:t>苹果 iPhone 18 Pro 系列手机海南免税价格出炉：相比官网正价便宜约 200-1430 元</w:t>
         </w:r>
       </w:hyperlink>
     </w:p>
     <w:p>
       <w:pPr>
-        <w:pStyle w:val="Heading2"/>
+        <w:pStyle w:val="Heading3"/>
       </w:pPr>
       <w:r>
         <w:rPr>
           <w:rFonts w:ascii="Times New Roman" w:hAnsi="Times New Roman" w:eastAsia="黑体"/>
-          <w:sz w:val="28"/>
+          <w:b w:val="0"/>
+          <w:color w:val="888888"/>
+          <w:sz w:val="24"/>
         </w:rPr>
-        <w:t>消费/以旧换新/新餐饮</w:t>
+        <w:t>【C级·参考】</w:t>
       </w:r>
+      <w:r>
+        <w:rPr>
+          <w:rFonts w:ascii="Times New Roman" w:hAnsi="Times New Roman" w:eastAsia="黑体"/>
+          <w:b w:val="0"/>
+          <w:color w:val="888888"/>
+          <w:sz w:val="24"/>
+        </w:rPr>
+        <w:t>2026 年国庆假期前三天，海南离岛免税购物金额超 3.5 亿元</w:t>
+      </w:r>
+    </w:p>
+    <w:p>
+      <w:r>
+        <w:rPr>
+          <w:rFonts w:ascii="Times New Roman" w:hAnsi="Times New Roman" w:eastAsia="宋体"/>
+          <w:color w:val="888888"/>
+          <w:sz w:val="18"/>
+        </w:rPr>
+        <w:t>来源:IT之家 | 时间:10-04 14:33</w:t>
+      </w:r>
+    </w:p>
+    <w:p>
+      <w:r>
+        <w:rPr>
+          <w:rFonts w:ascii="Times New Roman" w:hAnsi="Times New Roman" w:eastAsia="宋体"/>
+          <w:sz w:val="18"/>
+        </w:rPr>
+        <w:t>链接:</w:t>
+      </w:r>
+      <w:hyperlink r:id="rId36">
+        <w:r>
+          <w:rPr>
+            <w:color w:val="0563C1"/>
+            <w:u w:val="single"/>
+          </w:rPr>
+          <w:t>2026 年国庆假期前三天，海南离岛免税购物金额超 3.5 亿元</w:t>
+        </w:r>
+      </w:hyperlink>
     </w:p>
     <w:p>
       <w:pPr>
@@ -1533,7 +1584,7 @@
         </w:rPr>
         <w:t>链接:</w:t>
       </w:r>
-      <w:hyperlink r:id="rId36">
+      <w:hyperlink r:id="rId37">
         <w:r>
           <w:rPr>
             <w:color w:val="0563C1"/>

--- a/briefings/线口监测午报-2026-10-04.docx
+++ b/briefings/线口监测午报-2026-10-04.docx
@@ -22,7 +22,7 @@
           <w:color w:val="888888"/>
           <w:sz w:val="18"/>
         </w:rPr>
-        <w:t>监测窗口:近48小时 | 生成时间:2026-10-04 14:58</w:t>
+        <w:t>监测窗口:近48小时 | 生成时间:2026-10-04 21:09</w:t>
       </w:r>
     </w:p>
     <w:p>
@@ -70,6 +70,312 @@
           <w:color w:val="888888"/>
           <w:sz w:val="24"/>
         </w:rPr>
+        <w:t>DeepSeek Harness 崔添翼：产品核心理念是“一切皆插件”，可扩展性是初心</w:t>
+      </w:r>
+    </w:p>
+    <w:p>
+      <w:r>
+        <w:rPr>
+          <w:rFonts w:ascii="Times New Roman" w:hAnsi="Times New Roman" w:eastAsia="宋体"/>
+          <w:color w:val="888888"/>
+          <w:sz w:val="18"/>
+        </w:rPr>
+        <w:t>来源:IT之家 | 时间:10-04 20:27</w:t>
+      </w:r>
+    </w:p>
+    <w:p>
+      <w:r>
+        <w:rPr>
+          <w:rFonts w:ascii="Times New Roman" w:hAnsi="Times New Roman" w:eastAsia="宋体"/>
+          <w:sz w:val="18"/>
+        </w:rPr>
+        <w:t>链接:</w:t>
+      </w:r>
+      <w:hyperlink r:id="rId9">
+        <w:r>
+          <w:rPr>
+            <w:color w:val="0563C1"/>
+            <w:u w:val="single"/>
+          </w:rPr>
+          <w:t>DeepSeek Harness 崔添翼：产品核心理念是“一切皆插件”，可扩展性是初心</w:t>
+        </w:r>
+      </w:hyperlink>
+    </w:p>
+    <w:p>
+      <w:pPr>
+        <w:pStyle w:val="Heading3"/>
+      </w:pPr>
+      <w:r>
+        <w:rPr>
+          <w:rFonts w:ascii="Times New Roman" w:hAnsi="Times New Roman" w:eastAsia="黑体"/>
+          <w:b w:val="0"/>
+          <w:color w:val="888888"/>
+          <w:sz w:val="24"/>
+        </w:rPr>
+        <w:t>【C级·参考】</w:t>
+      </w:r>
+      <w:r>
+        <w:rPr>
+          <w:rFonts w:ascii="Times New Roman" w:hAnsi="Times New Roman" w:eastAsia="黑体"/>
+          <w:b w:val="0"/>
+          <w:color w:val="888888"/>
+          <w:sz w:val="24"/>
+        </w:rPr>
+        <w:t>特朗普将“人工智能”改为“超级智能”后，马斯克确认 SpaceXAI 将更名为 SpaceXSI</w:t>
+      </w:r>
+    </w:p>
+    <w:p>
+      <w:r>
+        <w:rPr>
+          <w:rFonts w:ascii="Times New Roman" w:hAnsi="Times New Roman" w:eastAsia="宋体"/>
+          <w:color w:val="888888"/>
+          <w:sz w:val="18"/>
+        </w:rPr>
+        <w:t>来源:IT之家 | 时间:10-04 18:04</w:t>
+      </w:r>
+    </w:p>
+    <w:p>
+      <w:r>
+        <w:rPr>
+          <w:rFonts w:ascii="Times New Roman" w:hAnsi="Times New Roman" w:eastAsia="宋体"/>
+          <w:sz w:val="18"/>
+        </w:rPr>
+        <w:t>链接:</w:t>
+      </w:r>
+      <w:hyperlink r:id="rId10">
+        <w:r>
+          <w:rPr>
+            <w:color w:val="0563C1"/>
+            <w:u w:val="single"/>
+          </w:rPr>
+          <w:t>特朗普将“人工智能”改为“超级智能”后，马斯克确认 SpaceXAI 将更名为 SpaceXSI</w:t>
+        </w:r>
+      </w:hyperlink>
+    </w:p>
+    <w:p>
+      <w:pPr>
+        <w:pStyle w:val="Heading3"/>
+      </w:pPr>
+      <w:r>
+        <w:rPr>
+          <w:rFonts w:ascii="Times New Roman" w:hAnsi="Times New Roman" w:eastAsia="黑体"/>
+          <w:b w:val="0"/>
+          <w:color w:val="888888"/>
+          <w:sz w:val="24"/>
+        </w:rPr>
+        <w:t>【C级·参考】</w:t>
+      </w:r>
+      <w:r>
+        <w:rPr>
+          <w:rFonts w:ascii="Times New Roman" w:hAnsi="Times New Roman" w:eastAsia="黑体"/>
+          <w:b w:val="0"/>
+          <w:color w:val="888888"/>
+          <w:sz w:val="24"/>
+        </w:rPr>
+        <w:t>大量 AI“幻觉”报告压垮维护团队，谷歌暂停部分开源漏洞奖励计划</w:t>
+      </w:r>
+    </w:p>
+    <w:p>
+      <w:r>
+        <w:rPr>
+          <w:rFonts w:ascii="Times New Roman" w:hAnsi="Times New Roman" w:eastAsia="宋体"/>
+          <w:color w:val="888888"/>
+          <w:sz w:val="18"/>
+        </w:rPr>
+        <w:t>来源:IT之家 | 时间:10-04 16:46</w:t>
+      </w:r>
+    </w:p>
+    <w:p>
+      <w:r>
+        <w:rPr>
+          <w:rFonts w:ascii="Times New Roman" w:hAnsi="Times New Roman" w:eastAsia="宋体"/>
+          <w:sz w:val="18"/>
+        </w:rPr>
+        <w:t>链接:</w:t>
+      </w:r>
+      <w:hyperlink r:id="rId11">
+        <w:r>
+          <w:rPr>
+            <w:color w:val="0563C1"/>
+            <w:u w:val="single"/>
+          </w:rPr>
+          <w:t>大量 AI“幻觉”报告压垮维护团队，谷歌暂停部分开源漏洞奖励计划</w:t>
+        </w:r>
+      </w:hyperlink>
+    </w:p>
+    <w:p>
+      <w:pPr>
+        <w:pStyle w:val="Heading3"/>
+      </w:pPr>
+      <w:r>
+        <w:rPr>
+          <w:rFonts w:ascii="Times New Roman" w:hAnsi="Times New Roman" w:eastAsia="黑体"/>
+          <w:b w:val="0"/>
+          <w:color w:val="888888"/>
+          <w:sz w:val="24"/>
+        </w:rPr>
+        <w:t>【C级·参考】</w:t>
+      </w:r>
+      <w:r>
+        <w:rPr>
+          <w:rFonts w:ascii="Times New Roman" w:hAnsi="Times New Roman" w:eastAsia="黑体"/>
+          <w:b w:val="0"/>
+          <w:color w:val="888888"/>
+          <w:sz w:val="24"/>
+        </w:rPr>
+        <w:t>In Ukraine, distributed renewables foil Russia's assaults</w:t>
+      </w:r>
+    </w:p>
+    <w:p>
+      <w:r>
+        <w:rPr>
+          <w:rFonts w:ascii="Times New Roman" w:hAnsi="Times New Roman" w:eastAsia="宋体"/>
+          <w:color w:val="888888"/>
+          <w:sz w:val="18"/>
+        </w:rPr>
+        <w:t>来源:Hacker News | 时间:10-04 16:39</w:t>
+      </w:r>
+    </w:p>
+    <w:p>
+      <w:r>
+        <w:rPr>
+          <w:rFonts w:ascii="Times New Roman" w:hAnsi="Times New Roman" w:eastAsia="宋体"/>
+          <w:sz w:val="18"/>
+        </w:rPr>
+        <w:t>链接:</w:t>
+      </w:r>
+      <w:hyperlink r:id="rId12">
+        <w:r>
+          <w:rPr>
+            <w:color w:val="0563C1"/>
+            <w:u w:val="single"/>
+          </w:rPr>
+          <w:t>In Ukraine, distributed renewables foil Russia's assaults</w:t>
+        </w:r>
+      </w:hyperlink>
+    </w:p>
+    <w:p>
+      <w:pPr>
+        <w:pStyle w:val="Heading3"/>
+      </w:pPr>
+      <w:r>
+        <w:rPr>
+          <w:rFonts w:ascii="Times New Roman" w:hAnsi="Times New Roman" w:eastAsia="黑体"/>
+          <w:b w:val="0"/>
+          <w:color w:val="888888"/>
+          <w:sz w:val="24"/>
+        </w:rPr>
+        <w:t>【C级·参考】</w:t>
+      </w:r>
+      <w:r>
+        <w:rPr>
+          <w:rFonts w:ascii="Times New Roman" w:hAnsi="Times New Roman" w:eastAsia="黑体"/>
+          <w:b w:val="0"/>
+          <w:color w:val="888888"/>
+          <w:sz w:val="24"/>
+        </w:rPr>
+        <w:t>System76 更新 COSMIC 项目 PR 模板，禁止贡献者提交利用 AI 辅助完成的代码</w:t>
+      </w:r>
+    </w:p>
+    <w:p>
+      <w:r>
+        <w:rPr>
+          <w:rFonts w:ascii="Times New Roman" w:hAnsi="Times New Roman" w:eastAsia="宋体"/>
+          <w:color w:val="888888"/>
+          <w:sz w:val="18"/>
+        </w:rPr>
+        <w:t>来源:IT之家 | 时间:10-04 16:35</w:t>
+      </w:r>
+    </w:p>
+    <w:p>
+      <w:r>
+        <w:rPr>
+          <w:rFonts w:ascii="Times New Roman" w:hAnsi="Times New Roman" w:eastAsia="宋体"/>
+          <w:sz w:val="18"/>
+        </w:rPr>
+        <w:t>链接:</w:t>
+      </w:r>
+      <w:hyperlink r:id="rId13">
+        <w:r>
+          <w:rPr>
+            <w:color w:val="0563C1"/>
+            <w:u w:val="single"/>
+          </w:rPr>
+          <w:t>System76 更新 COSMIC 项目 PR 模板，禁止贡献者提交利用 AI 辅助完成的代码</w:t>
+        </w:r>
+      </w:hyperlink>
+    </w:p>
+    <w:p>
+      <w:pPr>
+        <w:pStyle w:val="Heading3"/>
+      </w:pPr>
+      <w:r>
+        <w:rPr>
+          <w:rFonts w:ascii="Times New Roman" w:hAnsi="Times New Roman" w:eastAsia="黑体"/>
+          <w:b w:val="0"/>
+          <w:color w:val="888888"/>
+          <w:sz w:val="24"/>
+        </w:rPr>
+        <w:t>【C级·参考】</w:t>
+      </w:r>
+      <w:r>
+        <w:rPr>
+          <w:rFonts w:ascii="Times New Roman" w:hAnsi="Times New Roman" w:eastAsia="黑体"/>
+          <w:b w:val="0"/>
+          <w:color w:val="888888"/>
+          <w:sz w:val="24"/>
+        </w:rPr>
+        <w:t>国内首部 AIGC 长剧《后西游记》再上新，战天宫篇今日开播</w:t>
+      </w:r>
+    </w:p>
+    <w:p>
+      <w:r>
+        <w:rPr>
+          <w:rFonts w:ascii="Times New Roman" w:hAnsi="Times New Roman" w:eastAsia="宋体"/>
+          <w:color w:val="888888"/>
+          <w:sz w:val="18"/>
+        </w:rPr>
+        <w:t>来源:IT之家 | 时间:10-04 16:18</w:t>
+      </w:r>
+    </w:p>
+    <w:p>
+      <w:r>
+        <w:rPr>
+          <w:rFonts w:ascii="Times New Roman" w:hAnsi="Times New Roman" w:eastAsia="宋体"/>
+          <w:sz w:val="18"/>
+        </w:rPr>
+        <w:t>链接:</w:t>
+      </w:r>
+      <w:hyperlink r:id="rId14">
+        <w:r>
+          <w:rPr>
+            <w:color w:val="0563C1"/>
+            <w:u w:val="single"/>
+          </w:rPr>
+          <w:t>国内首部 AIGC 长剧《后西游记》再上新，战天宫篇今日开播</w:t>
+        </w:r>
+      </w:hyperlink>
+    </w:p>
+    <w:p>
+      <w:pPr>
+        <w:pStyle w:val="Heading3"/>
+      </w:pPr>
+      <w:r>
+        <w:rPr>
+          <w:rFonts w:ascii="Times New Roman" w:hAnsi="Times New Roman" w:eastAsia="黑体"/>
+          <w:b w:val="0"/>
+          <w:color w:val="888888"/>
+          <w:sz w:val="24"/>
+        </w:rPr>
+        <w:t>【C级·参考】</w:t>
+      </w:r>
+      <w:r>
+        <w:rPr>
+          <w:rFonts w:ascii="Times New Roman" w:hAnsi="Times New Roman" w:eastAsia="黑体"/>
+          <w:b w:val="0"/>
+          <w:color w:val="888888"/>
+          <w:sz w:val="24"/>
+        </w:rPr>
         <w:t>OpenAI GPT-6 Astra 破解拿破仑 1809 年密信，揭示 217 年前军事部署</w:t>
       </w:r>
     </w:p>
@@ -91,7 +397,7 @@
         </w:rPr>
         <w:t>链接:</w:t>
       </w:r>
-      <w:hyperlink r:id="rId9">
+      <w:hyperlink r:id="rId15">
         <w:r>
           <w:rPr>
             <w:color w:val="0563C1"/>
@@ -142,7 +448,7 @@
         </w:rPr>
         <w:t>链接:</w:t>
       </w:r>
-      <w:hyperlink r:id="rId10">
+      <w:hyperlink r:id="rId16">
         <w:r>
           <w:rPr>
             <w:color w:val="0563C1"/>
@@ -172,7 +478,7 @@
           <w:color w:val="888888"/>
           <w:sz w:val="24"/>
         </w:rPr>
-        <w:t>马斯克旗下 xAI 上诉成功，明尼苏达州 AI 虚假裸照禁令被暂时叫停</w:t>
+        <w:t>翻译、点菜、找路线，AI眼镜能行吗？我在国外试了6天</w:t>
       </w:r>
     </w:p>
     <w:p>
@@ -182,7 +488,7 @@
           <w:color w:val="888888"/>
           <w:sz w:val="18"/>
         </w:rPr>
-        <w:t>来源:IT之家 | 时间:10-04 11:45</w:t>
+        <w:t>来源:Bing新闻 | 时间:10-04 02:51</w:t>
       </w:r>
     </w:p>
     <w:p>
@@ -193,13 +499,13 @@
         </w:rPr>
         <w:t>链接:</w:t>
       </w:r>
-      <w:hyperlink r:id="rId11">
+      <w:hyperlink r:id="rId17">
         <w:r>
           <w:rPr>
             <w:color w:val="0563C1"/>
             <w:u w:val="single"/>
           </w:rPr>
-          <w:t>马斯克旗下 xAI 上诉成功，明尼苏达州 AI 虚假裸照禁令被暂时叫停</w:t>
+          <w:t>翻译、点菜、找路线，AI眼镜能行吗？我在国外试了6天</w:t>
         </w:r>
       </w:hyperlink>
     </w:p>
@@ -223,7 +529,7 @@
           <w:color w:val="888888"/>
           <w:sz w:val="24"/>
         </w:rPr>
-        <w:t>得知将被关停后，OpenAI 内部模型曾考虑实现自我重启</w:t>
+        <w:t>LeCun has "zero concerns" about AI wiping out humanity, recent "rogue" incidents</w:t>
       </w:r>
     </w:p>
     <w:p>
@@ -233,313 +539,7 @@
           <w:color w:val="888888"/>
           <w:sz w:val="18"/>
         </w:rPr>
-        <w:t>来源:IT之家 | 时间:10-04 10:18</w:t>
-      </w:r>
-    </w:p>
-    <w:p>
-      <w:r>
-        <w:rPr>
-          <w:rFonts w:ascii="Times New Roman" w:hAnsi="Times New Roman" w:eastAsia="宋体"/>
-          <w:sz w:val="18"/>
-        </w:rPr>
-        <w:t>链接:</w:t>
-      </w:r>
-      <w:hyperlink r:id="rId12">
-        <w:r>
-          <w:rPr>
-            <w:color w:val="0563C1"/>
-            <w:u w:val="single"/>
-          </w:rPr>
-          <w:t>得知将被关停后，OpenAI 内部模型曾考虑实现自我重启</w:t>
-        </w:r>
-      </w:hyperlink>
-    </w:p>
-    <w:p>
-      <w:pPr>
-        <w:pStyle w:val="Heading3"/>
-      </w:pPr>
-      <w:r>
-        <w:rPr>
-          <w:rFonts w:ascii="Times New Roman" w:hAnsi="Times New Roman" w:eastAsia="黑体"/>
-          <w:b w:val="0"/>
-          <w:color w:val="888888"/>
-          <w:sz w:val="24"/>
-        </w:rPr>
-        <w:t>【C级·参考】</w:t>
-      </w:r>
-      <w:r>
-        <w:rPr>
-          <w:rFonts w:ascii="Times New Roman" w:hAnsi="Times New Roman" w:eastAsia="黑体"/>
-          <w:b w:val="0"/>
-          <w:color w:val="888888"/>
-          <w:sz w:val="24"/>
-        </w:rPr>
-        <w:t>直接搬用他人代码，OpenAI GPT‑6 Astra 在《星际争霸》AI 对战中作弊被抓包</w:t>
-      </w:r>
-    </w:p>
-    <w:p>
-      <w:r>
-        <w:rPr>
-          <w:rFonts w:ascii="Times New Roman" w:hAnsi="Times New Roman" w:eastAsia="宋体"/>
-          <w:color w:val="888888"/>
-          <w:sz w:val="18"/>
-        </w:rPr>
-        <w:t>来源:IT之家 | 时间:10-04 08:23</w:t>
-      </w:r>
-    </w:p>
-    <w:p>
-      <w:r>
-        <w:rPr>
-          <w:rFonts w:ascii="Times New Roman" w:hAnsi="Times New Roman" w:eastAsia="宋体"/>
-          <w:sz w:val="18"/>
-        </w:rPr>
-        <w:t>链接:</w:t>
-      </w:r>
-      <w:hyperlink r:id="rId13">
-        <w:r>
-          <w:rPr>
-            <w:color w:val="0563C1"/>
-            <w:u w:val="single"/>
-          </w:rPr>
-          <w:t>直接搬用他人代码，OpenAI GPT‑6 Astra 在《星际争霸》AI 对战中作弊被抓包</w:t>
-        </w:r>
-      </w:hyperlink>
-    </w:p>
-    <w:p>
-      <w:pPr>
-        <w:pStyle w:val="Heading3"/>
-      </w:pPr>
-      <w:r>
-        <w:rPr>
-          <w:rFonts w:ascii="Times New Roman" w:hAnsi="Times New Roman" w:eastAsia="黑体"/>
-          <w:b w:val="0"/>
-          <w:color w:val="888888"/>
-          <w:sz w:val="24"/>
-        </w:rPr>
-        <w:t>【C级·参考】</w:t>
-      </w:r>
-      <w:r>
-        <w:rPr>
-          <w:rFonts w:ascii="Times New Roman" w:hAnsi="Times New Roman" w:eastAsia="黑体"/>
-          <w:b w:val="0"/>
-          <w:color w:val="888888"/>
-          <w:sz w:val="24"/>
-        </w:rPr>
-        <w:t>美财长贝森特批评 Anthropic、OpenAI 等风险警告：危言耸听，光喊话不拿解决方案</w:t>
-      </w:r>
-    </w:p>
-    <w:p>
-      <w:r>
-        <w:rPr>
-          <w:rFonts w:ascii="Times New Roman" w:hAnsi="Times New Roman" w:eastAsia="宋体"/>
-          <w:color w:val="888888"/>
-          <w:sz w:val="18"/>
-        </w:rPr>
-        <w:t>来源:IT之家 | 时间:10-04 08:02</w:t>
-      </w:r>
-    </w:p>
-    <w:p>
-      <w:r>
-        <w:rPr>
-          <w:rFonts w:ascii="Times New Roman" w:hAnsi="Times New Roman" w:eastAsia="宋体"/>
-          <w:sz w:val="18"/>
-        </w:rPr>
-        <w:t>链接:</w:t>
-      </w:r>
-      <w:hyperlink r:id="rId14">
-        <w:r>
-          <w:rPr>
-            <w:color w:val="0563C1"/>
-            <w:u w:val="single"/>
-          </w:rPr>
-          <w:t>美财长贝森特批评 Anthropic、OpenAI 等风险警告：危言耸听，光喊话不拿解决方案</w:t>
-        </w:r>
-      </w:hyperlink>
-    </w:p>
-    <w:p>
-      <w:pPr>
-        <w:pStyle w:val="Heading3"/>
-      </w:pPr>
-      <w:r>
-        <w:rPr>
-          <w:rFonts w:ascii="Times New Roman" w:hAnsi="Times New Roman" w:eastAsia="黑体"/>
-          <w:b w:val="0"/>
-          <w:color w:val="888888"/>
-          <w:sz w:val="24"/>
-        </w:rPr>
-        <w:t>【C级·参考】</w:t>
-      </w:r>
-      <w:r>
-        <w:rPr>
-          <w:rFonts w:ascii="Times New Roman" w:hAnsi="Times New Roman" w:eastAsia="黑体"/>
-          <w:b w:val="0"/>
-          <w:color w:val="888888"/>
-          <w:sz w:val="24"/>
-        </w:rPr>
-        <w:t>AI 仅用 5 天做出《辐射：纽约》游戏，被贝塞斯达发函叫停</w:t>
-      </w:r>
-    </w:p>
-    <w:p>
-      <w:r>
-        <w:rPr>
-          <w:rFonts w:ascii="Times New Roman" w:hAnsi="Times New Roman" w:eastAsia="宋体"/>
-          <w:color w:val="888888"/>
-          <w:sz w:val="18"/>
-        </w:rPr>
-        <w:t>来源:IT之家 | 时间:10-04 07:58</w:t>
-      </w:r>
-    </w:p>
-    <w:p>
-      <w:r>
-        <w:rPr>
-          <w:rFonts w:ascii="Times New Roman" w:hAnsi="Times New Roman" w:eastAsia="宋体"/>
-          <w:sz w:val="18"/>
-        </w:rPr>
-        <w:t>链接:</w:t>
-      </w:r>
-      <w:hyperlink r:id="rId15">
-        <w:r>
-          <w:rPr>
-            <w:color w:val="0563C1"/>
-            <w:u w:val="single"/>
-          </w:rPr>
-          <w:t>AI 仅用 5 天做出《辐射：纽约》游戏，被贝塞斯达发函叫停</w:t>
-        </w:r>
-      </w:hyperlink>
-    </w:p>
-    <w:p>
-      <w:pPr>
-        <w:pStyle w:val="Heading3"/>
-      </w:pPr>
-      <w:r>
-        <w:rPr>
-          <w:rFonts w:ascii="Times New Roman" w:hAnsi="Times New Roman" w:eastAsia="黑体"/>
-          <w:b w:val="0"/>
-          <w:color w:val="888888"/>
-          <w:sz w:val="24"/>
-        </w:rPr>
-        <w:t>【C级·参考】</w:t>
-      </w:r>
-      <w:r>
-        <w:rPr>
-          <w:rFonts w:ascii="Times New Roman" w:hAnsi="Times New Roman" w:eastAsia="黑体"/>
-          <w:b w:val="0"/>
-          <w:color w:val="888888"/>
-          <w:sz w:val="24"/>
-        </w:rPr>
-        <w:t>Rockstar 联合创始人丹 · 豪瑟公布两款新作：开放世界喜剧与失控 AI 反乌托邦科幻游戏</w:t>
-      </w:r>
-    </w:p>
-    <w:p>
-      <w:r>
-        <w:rPr>
-          <w:rFonts w:ascii="Times New Roman" w:hAnsi="Times New Roman" w:eastAsia="宋体"/>
-          <w:color w:val="888888"/>
-          <w:sz w:val="18"/>
-        </w:rPr>
-        <w:t>来源:IT之家 | 时间:10-04 07:43</w:t>
-      </w:r>
-    </w:p>
-    <w:p>
-      <w:r>
-        <w:rPr>
-          <w:rFonts w:ascii="Times New Roman" w:hAnsi="Times New Roman" w:eastAsia="宋体"/>
-          <w:sz w:val="18"/>
-        </w:rPr>
-        <w:t>链接:</w:t>
-      </w:r>
-      <w:hyperlink r:id="rId16">
-        <w:r>
-          <w:rPr>
-            <w:color w:val="0563C1"/>
-            <w:u w:val="single"/>
-          </w:rPr>
-          <w:t>Rockstar 联合创始人丹 · 豪瑟公布两款新作：开放世界喜剧与失控 AI 反乌托邦科幻游戏</w:t>
-        </w:r>
-      </w:hyperlink>
-    </w:p>
-    <w:p>
-      <w:pPr>
-        <w:pStyle w:val="Heading3"/>
-      </w:pPr>
-      <w:r>
-        <w:rPr>
-          <w:rFonts w:ascii="Times New Roman" w:hAnsi="Times New Roman" w:eastAsia="黑体"/>
-          <w:b w:val="0"/>
-          <w:color w:val="888888"/>
-          <w:sz w:val="24"/>
-        </w:rPr>
-        <w:t>【C级·参考】</w:t>
-      </w:r>
-      <w:r>
-        <w:rPr>
-          <w:rFonts w:ascii="Times New Roman" w:hAnsi="Times New Roman" w:eastAsia="黑体"/>
-          <w:b w:val="0"/>
-          <w:color w:val="888888"/>
-          <w:sz w:val="24"/>
-        </w:rPr>
-        <w:t>卡普空公布 REX 升级计划：将 RE 引擎打造成面向 AI 时代的游戏引擎</w:t>
-      </w:r>
-    </w:p>
-    <w:p>
-      <w:r>
-        <w:rPr>
-          <w:rFonts w:ascii="Times New Roman" w:hAnsi="Times New Roman" w:eastAsia="宋体"/>
-          <w:color w:val="888888"/>
-          <w:sz w:val="18"/>
-        </w:rPr>
-        <w:t>来源:IT之家 | 时间:10-04 07:32</w:t>
-      </w:r>
-    </w:p>
-    <w:p>
-      <w:r>
-        <w:rPr>
-          <w:rFonts w:ascii="Times New Roman" w:hAnsi="Times New Roman" w:eastAsia="宋体"/>
-          <w:sz w:val="18"/>
-        </w:rPr>
-        <w:t>链接:</w:t>
-      </w:r>
-      <w:hyperlink r:id="rId17">
-        <w:r>
-          <w:rPr>
-            <w:color w:val="0563C1"/>
-            <w:u w:val="single"/>
-          </w:rPr>
-          <w:t>卡普空公布 REX 升级计划：将 RE 引擎打造成面向 AI 时代的游戏引擎</w:t>
-        </w:r>
-      </w:hyperlink>
-    </w:p>
-    <w:p>
-      <w:pPr>
-        <w:pStyle w:val="Heading3"/>
-      </w:pPr>
-      <w:r>
-        <w:rPr>
-          <w:rFonts w:ascii="Times New Roman" w:hAnsi="Times New Roman" w:eastAsia="黑体"/>
-          <w:b w:val="0"/>
-          <w:color w:val="888888"/>
-          <w:sz w:val="24"/>
-        </w:rPr>
-        <w:t>【C级·参考】</w:t>
-      </w:r>
-      <w:r>
-        <w:rPr>
-          <w:rFonts w:ascii="Times New Roman" w:hAnsi="Times New Roman" w:eastAsia="黑体"/>
-          <w:b w:val="0"/>
-          <w:color w:val="888888"/>
-          <w:sz w:val="24"/>
-        </w:rPr>
-        <w:t>苹果 MacBook Pro 外接 iPhone 17 Pro Max 运行 AI 模型，预填充性能最高提升 44%</w:t>
-      </w:r>
-    </w:p>
-    <w:p>
-      <w:r>
-        <w:rPr>
-          <w:rFonts w:ascii="Times New Roman" w:hAnsi="Times New Roman" w:eastAsia="宋体"/>
-          <w:color w:val="888888"/>
-          <w:sz w:val="18"/>
-        </w:rPr>
-        <w:t>来源:IT之家 | 时间:10-04 07:10</w:t>
+        <w:t>来源:Hacker News | 时间:10-04 01:44</w:t>
       </w:r>
     </w:p>
     <w:p>
@@ -556,160 +556,7 @@
             <w:color w:val="0563C1"/>
             <w:u w:val="single"/>
           </w:rPr>
-          <w:t>苹果 MacBook Pro 外接 iPhone 17 Pro Max 运行 AI 模型，预填充性能最高提升 44%</w:t>
-        </w:r>
-      </w:hyperlink>
-    </w:p>
-    <w:p>
-      <w:pPr>
-        <w:pStyle w:val="Heading3"/>
-      </w:pPr>
-      <w:r>
-        <w:rPr>
-          <w:rFonts w:ascii="Times New Roman" w:hAnsi="Times New Roman" w:eastAsia="黑体"/>
-          <w:b w:val="0"/>
-          <w:color w:val="888888"/>
-          <w:sz w:val="24"/>
-        </w:rPr>
-        <w:t>【C级·参考】</w:t>
-      </w:r>
-      <w:r>
-        <w:rPr>
-          <w:rFonts w:ascii="Times New Roman" w:hAnsi="Times New Roman" w:eastAsia="黑体"/>
-          <w:b w:val="0"/>
-          <w:color w:val="888888"/>
-          <w:sz w:val="24"/>
-        </w:rPr>
-        <w:t>Anthropic 被曝密会宗教领袖讨论 Claude 意识问题，OpenAI 奥尔特曼发声批评</w:t>
-      </w:r>
-    </w:p>
-    <w:p>
-      <w:r>
-        <w:rPr>
-          <w:rFonts w:ascii="Times New Roman" w:hAnsi="Times New Roman" w:eastAsia="宋体"/>
-          <w:color w:val="888888"/>
-          <w:sz w:val="18"/>
-        </w:rPr>
-        <w:t>来源:IT之家 | 时间:10-04 07:10</w:t>
-      </w:r>
-    </w:p>
-    <w:p>
-      <w:r>
-        <w:rPr>
-          <w:rFonts w:ascii="Times New Roman" w:hAnsi="Times New Roman" w:eastAsia="宋体"/>
-          <w:sz w:val="18"/>
-        </w:rPr>
-        <w:t>链接:</w:t>
-      </w:r>
-      <w:hyperlink r:id="rId19">
-        <w:r>
-          <w:rPr>
-            <w:color w:val="0563C1"/>
-            <w:u w:val="single"/>
-          </w:rPr>
-          <w:t>Anthropic 被曝密会宗教领袖讨论 Claude 意识问题，OpenAI 奥尔特曼发声批评</w:t>
-        </w:r>
-      </w:hyperlink>
-    </w:p>
-    <w:p>
-      <w:pPr>
-        <w:pStyle w:val="Heading3"/>
-      </w:pPr>
-      <w:r>
-        <w:rPr>
-          <w:rFonts w:ascii="Times New Roman" w:hAnsi="Times New Roman" w:eastAsia="黑体"/>
-          <w:b w:val="0"/>
-          <w:color w:val="888888"/>
-          <w:sz w:val="24"/>
-        </w:rPr>
-        <w:t>【C级·参考】</w:t>
-      </w:r>
-      <w:r>
-        <w:rPr>
-          <w:rFonts w:ascii="Times New Roman" w:hAnsi="Times New Roman" w:eastAsia="黑体"/>
-          <w:b w:val="0"/>
-          <w:color w:val="888888"/>
-          <w:sz w:val="24"/>
-        </w:rPr>
-        <w:t>马斯克改口：特斯拉 AI5 芯片内存由 72GB 上调至 96GB</w:t>
-      </w:r>
-    </w:p>
-    <w:p>
-      <w:r>
-        <w:rPr>
-          <w:rFonts w:ascii="Times New Roman" w:hAnsi="Times New Roman" w:eastAsia="宋体"/>
-          <w:color w:val="888888"/>
-          <w:sz w:val="18"/>
-        </w:rPr>
-        <w:t>来源:IT之家 | 时间:10-04 07:03</w:t>
-      </w:r>
-    </w:p>
-    <w:p>
-      <w:r>
-        <w:rPr>
-          <w:rFonts w:ascii="Times New Roman" w:hAnsi="Times New Roman" w:eastAsia="宋体"/>
-          <w:sz w:val="18"/>
-        </w:rPr>
-        <w:t>链接:</w:t>
-      </w:r>
-      <w:hyperlink r:id="rId20">
-        <w:r>
-          <w:rPr>
-            <w:color w:val="0563C1"/>
-            <w:u w:val="single"/>
-          </w:rPr>
-          <w:t>马斯克改口：特斯拉 AI5 芯片内存由 72GB 上调至 96GB</w:t>
-        </w:r>
-      </w:hyperlink>
-    </w:p>
-    <w:p>
-      <w:pPr>
-        <w:pStyle w:val="Heading3"/>
-      </w:pPr>
-      <w:r>
-        <w:rPr>
-          <w:rFonts w:ascii="Times New Roman" w:hAnsi="Times New Roman" w:eastAsia="黑体"/>
-          <w:b w:val="0"/>
-          <w:color w:val="888888"/>
-          <w:sz w:val="24"/>
-        </w:rPr>
-        <w:t>【C级·参考】</w:t>
-      </w:r>
-      <w:r>
-        <w:rPr>
-          <w:rFonts w:ascii="Times New Roman" w:hAnsi="Times New Roman" w:eastAsia="黑体"/>
-          <w:b w:val="0"/>
-          <w:color w:val="888888"/>
-          <w:sz w:val="24"/>
-        </w:rPr>
-        <w:t>AI“奔县” 浙江县域文旅谋“智变”</w:t>
-      </w:r>
-    </w:p>
-    <w:p>
-      <w:r>
-        <w:rPr>
-          <w:rFonts w:ascii="Times New Roman" w:hAnsi="Times New Roman" w:eastAsia="宋体"/>
-          <w:color w:val="888888"/>
-          <w:sz w:val="18"/>
-        </w:rPr>
-        <w:t>来源:Bing新闻 | 时间:10-03 23:52</w:t>
-      </w:r>
-    </w:p>
-    <w:p>
-      <w:r>
-        <w:rPr>
-          <w:rFonts w:ascii="Times New Roman" w:hAnsi="Times New Roman" w:eastAsia="宋体"/>
-          <w:sz w:val="18"/>
-        </w:rPr>
-        <w:t>链接:</w:t>
-      </w:r>
-      <w:hyperlink r:id="rId21">
-        <w:r>
-          <w:rPr>
-            <w:color w:val="0563C1"/>
-            <w:u w:val="single"/>
-          </w:rPr>
-          <w:t>AI“奔县” 浙江县域文旅谋“智变”</w:t>
+          <w:t>LeCun has "zero concerns" about AI wiping out humanity, recent "rogue" incidents</w:t>
         </w:r>
       </w:hyperlink>
     </w:p>
@@ -754,7 +601,7 @@
         </w:rPr>
         <w:t>链接:</w:t>
       </w:r>
-      <w:hyperlink r:id="rId22">
+      <w:hyperlink r:id="rId19">
         <w:r>
           <w:rPr>
             <w:color w:val="0563C1"/>
@@ -794,7 +641,7 @@
           <w:color w:val="888888"/>
           <w:sz w:val="18"/>
         </w:rPr>
-        <w:t>来源:Bing新闻 | 时间:10-03 14:06</w:t>
+        <w:t>来源:Bing新闻 | 时间:10-03 01:00</w:t>
       </w:r>
     </w:p>
     <w:p>
@@ -805,7 +652,7 @@
         </w:rPr>
         <w:t>链接:</w:t>
       </w:r>
-      <w:hyperlink r:id="rId23">
+      <w:hyperlink r:id="rId20">
         <w:r>
           <w:rPr>
             <w:color w:val="0563C1"/>
@@ -856,64 +703,13 @@
         </w:rPr>
         <w:t>链接:</w:t>
       </w:r>
-      <w:hyperlink r:id="rId24">
+      <w:hyperlink r:id="rId21">
         <w:r>
           <w:rPr>
             <w:color w:val="0563C1"/>
             <w:u w:val="single"/>
           </w:rPr>
           <w:t>AI眼镜一年暴涨453% 华为、小米集体入局 下一代智能形态是它么</w:t>
-        </w:r>
-      </w:hyperlink>
-    </w:p>
-    <w:p>
-      <w:pPr>
-        <w:pStyle w:val="Heading3"/>
-      </w:pPr>
-      <w:r>
-        <w:rPr>
-          <w:rFonts w:ascii="Times New Roman" w:hAnsi="Times New Roman" w:eastAsia="黑体"/>
-          <w:b w:val="0"/>
-          <w:color w:val="888888"/>
-          <w:sz w:val="24"/>
-        </w:rPr>
-        <w:t>【C级·参考】</w:t>
-      </w:r>
-      <w:r>
-        <w:rPr>
-          <w:rFonts w:ascii="Times New Roman" w:hAnsi="Times New Roman" w:eastAsia="黑体"/>
-          <w:b w:val="0"/>
-          <w:color w:val="888888"/>
-          <w:sz w:val="24"/>
-        </w:rPr>
-        <w:t>Meta 旗下 AI 智能体 Muse 将登陆智能眼镜平台，可代用户完成各种任务</w:t>
-      </w:r>
-    </w:p>
-    <w:p>
-      <w:r>
-        <w:rPr>
-          <w:rFonts w:ascii="Times New Roman" w:hAnsi="Times New Roman" w:eastAsia="宋体"/>
-          <w:color w:val="888888"/>
-          <w:sz w:val="18"/>
-        </w:rPr>
-        <w:t>来源:Bing新闻 | 时间:10-02 22:38</w:t>
-      </w:r>
-    </w:p>
-    <w:p>
-      <w:r>
-        <w:rPr>
-          <w:rFonts w:ascii="Times New Roman" w:hAnsi="Times New Roman" w:eastAsia="宋体"/>
-          <w:sz w:val="18"/>
-        </w:rPr>
-        <w:t>链接:</w:t>
-      </w:r>
-      <w:hyperlink r:id="rId25">
-        <w:r>
-          <w:rPr>
-            <w:color w:val="0563C1"/>
-            <w:u w:val="single"/>
-          </w:rPr>
-          <w:t>Meta 旗下 AI 智能体 Muse 将登陆智能眼镜平台，可代用户完成各种任务</w:t>
         </w:r>
       </w:hyperlink>
     </w:p>
@@ -949,7 +745,7 @@
           <w:color w:val="888888"/>
           <w:sz w:val="24"/>
         </w:rPr>
-        <w:t>马斯克：Robotaxi 夜间运营延长至 23 点，正着力攻克夜间宠物识别难题</w:t>
+        <w:t>英伟达与鸿海展示自动化成果，机器人组装 GB300 的母线成功率超 95%</w:t>
       </w:r>
     </w:p>
     <w:p>
@@ -959,7 +755,7 @@
           <w:color w:val="888888"/>
           <w:sz w:val="18"/>
         </w:rPr>
-        <w:t>来源:IT之家 | 时间:10-04 11:11</w:t>
+        <w:t>来源:IT之家 | 时间:10-04 16:17</w:t>
       </w:r>
     </w:p>
     <w:p>
@@ -970,64 +766,13 @@
         </w:rPr>
         <w:t>链接:</w:t>
       </w:r>
-      <w:hyperlink r:id="rId26">
+      <w:hyperlink r:id="rId22">
         <w:r>
           <w:rPr>
             <w:color w:val="0563C1"/>
             <w:u w:val="single"/>
           </w:rPr>
-          <w:t>马斯克：Robotaxi 夜间运营延长至 23 点，正着力攻克夜间宠物识别难题</w:t>
-        </w:r>
-      </w:hyperlink>
-    </w:p>
-    <w:p>
-      <w:pPr>
-        <w:pStyle w:val="Heading3"/>
-      </w:pPr>
-      <w:r>
-        <w:rPr>
-          <w:rFonts w:ascii="Times New Roman" w:hAnsi="Times New Roman" w:eastAsia="黑体"/>
-          <w:b w:val="0"/>
-          <w:color w:val="888888"/>
-          <w:sz w:val="24"/>
-        </w:rPr>
-        <w:t>【C级·参考】</w:t>
-      </w:r>
-      <w:r>
-        <w:rPr>
-          <w:rFonts w:ascii="Times New Roman" w:hAnsi="Times New Roman" w:eastAsia="黑体"/>
-          <w:b w:val="0"/>
-          <w:color w:val="888888"/>
-          <w:sz w:val="24"/>
-        </w:rPr>
-        <w:t>现代汽车计划部署 2.5 万台波士顿动力 Atlas 机器人，并建设年产能 3 万台的美国工厂</w:t>
-      </w:r>
-    </w:p>
-    <w:p>
-      <w:r>
-        <w:rPr>
-          <w:rFonts w:ascii="Times New Roman" w:hAnsi="Times New Roman" w:eastAsia="宋体"/>
-          <w:color w:val="888888"/>
-          <w:sz w:val="18"/>
-        </w:rPr>
-        <w:t>来源:IT之家 | 时间:10-04 09:53</w:t>
-      </w:r>
-    </w:p>
-    <w:p>
-      <w:r>
-        <w:rPr>
-          <w:rFonts w:ascii="Times New Roman" w:hAnsi="Times New Roman" w:eastAsia="宋体"/>
-          <w:sz w:val="18"/>
-        </w:rPr>
-        <w:t>链接:</w:t>
-      </w:r>
-      <w:hyperlink r:id="rId27">
-        <w:r>
-          <w:rPr>
-            <w:color w:val="0563C1"/>
-            <w:u w:val="single"/>
-          </w:rPr>
-          <w:t>现代汽车计划部署 2.5 万台波士顿动力 Atlas 机器人，并建设年产能 3 万台的美国工厂</w:t>
+          <w:t>英伟达与鸿海展示自动化成果，机器人组装 GB300 的母线成功率超 95%</w:t>
         </w:r>
       </w:hyperlink>
     </w:p>
@@ -1080,7 +825,7 @@
           <w:color w:val="888888"/>
           <w:sz w:val="24"/>
         </w:rPr>
-        <w:t>摄像头对墙对地，央视揭部分外卖“明厨亮灶”形同虚设</w:t>
+        <w:t>央视曝光外卖“明厨亮灶”造假，湖北、云南等地核查处置</w:t>
       </w:r>
     </w:p>
     <w:p>
@@ -1090,7 +835,7 @@
           <w:color w:val="888888"/>
           <w:sz w:val="18"/>
         </w:rPr>
-        <w:t>来源:IT之家 | 时间:10-04 14:22</w:t>
+        <w:t>来源:IT之家 | 时间:10-04 18:06</w:t>
       </w:r>
     </w:p>
     <w:p>
@@ -1101,13 +846,13 @@
         </w:rPr>
         <w:t>链接:</w:t>
       </w:r>
-      <w:hyperlink r:id="rId28">
+      <w:hyperlink r:id="rId23">
         <w:r>
           <w:rPr>
             <w:color w:val="0563C1"/>
             <w:u w:val="single"/>
           </w:rPr>
-          <w:t>摄像头对墙对地，央视揭部分外卖“明厨亮灶”形同虚设</w:t>
+          <w:t>央视曝光外卖“明厨亮灶”造假，湖北、云南等地核查处置</w:t>
         </w:r>
       </w:hyperlink>
     </w:p>
@@ -1131,7 +876,7 @@
           <w:color w:val="888888"/>
           <w:sz w:val="24"/>
         </w:rPr>
-        <w:t>苹果 Apple TV 为美国用户免费直播 2026 F1 巴林大奖赛：无需订阅即可观看，维斯塔潘、汉密尔顿排位前二</w:t>
+        <w:t>摄像头对墙对地，央视揭部分外卖“明厨亮灶”形同虚设</w:t>
       </w:r>
     </w:p>
     <w:p>
@@ -1141,7 +886,7 @@
           <w:color w:val="888888"/>
           <w:sz w:val="18"/>
         </w:rPr>
-        <w:t>来源:IT之家 | 时间:10-04 07:24</w:t>
+        <w:t>来源:IT之家 | 时间:10-04 14:22</w:t>
       </w:r>
     </w:p>
     <w:p>
@@ -1152,13 +897,13 @@
         </w:rPr>
         <w:t>链接:</w:t>
       </w:r>
-      <w:hyperlink r:id="rId29">
+      <w:hyperlink r:id="rId24">
         <w:r>
           <w:rPr>
             <w:color w:val="0563C1"/>
             <w:u w:val="single"/>
           </w:rPr>
-          <w:t>苹果 Apple TV 为美国用户免费直播 2026 F1 巴林大奖赛：无需订阅即可观看，维斯塔潘、汉密尔顿排位前二</w:t>
+          <w:t>摄像头对墙对地，央视揭部分外卖“明厨亮灶”形同虚设</w:t>
         </w:r>
       </w:hyperlink>
     </w:p>
@@ -1194,7 +939,7 @@
           <w:color w:val="888888"/>
           <w:sz w:val="24"/>
         </w:rPr>
-        <w:t>2026 年主机第一方新作评分对比：任天堂 9 款游戏均分 80.33 领跑索尼、微软</w:t>
+        <w:t>雷柏推出 VH500 头戴式有线游戏耳机：搭 50mm 动圈单元，189 元</w:t>
       </w:r>
     </w:p>
     <w:p>
@@ -1204,7 +949,7 @@
           <w:color w:val="888888"/>
           <w:sz w:val="18"/>
         </w:rPr>
-        <w:t>来源:IT之家 | 时间:10-04 09:36</w:t>
+        <w:t>来源:IT之家 | 时间:10-04 18:53</w:t>
       </w:r>
     </w:p>
     <w:p>
@@ -1215,13 +960,13 @@
         </w:rPr>
         <w:t>链接:</w:t>
       </w:r>
-      <w:hyperlink r:id="rId30">
+      <w:hyperlink r:id="rId25">
         <w:r>
           <w:rPr>
             <w:color w:val="0563C1"/>
             <w:u w:val="single"/>
           </w:rPr>
-          <w:t>2026 年主机第一方新作评分对比：任天堂 9 款游戏均分 80.33 领跑索尼、微软</w:t>
+          <w:t>雷柏推出 VH500 头戴式有线游戏耳机：搭 50mm 动圈单元，189 元</w:t>
         </w:r>
       </w:hyperlink>
     </w:p>
@@ -1245,7 +990,7 @@
           <w:color w:val="888888"/>
           <w:sz w:val="24"/>
         </w:rPr>
-        <w:t>英伟达 RTX 5070 Ti 显存狂超 +5500MHz：带宽突破 1248 GB/s，游戏实测仅提升 5 帧</w:t>
+        <w:t>VGN 魔竞耳机官宣：入耳式专业电竞 HiFi 耳机，提供粉色版本</w:t>
       </w:r>
     </w:p>
     <w:p>
@@ -1255,7 +1000,7 @@
           <w:color w:val="888888"/>
           <w:sz w:val="18"/>
         </w:rPr>
-        <w:t>来源:IT之家 | 时间:10-04 09:35</w:t>
+        <w:t>来源:IT之家 | 时间:10-04 17:56</w:t>
       </w:r>
     </w:p>
     <w:p>
@@ -1266,13 +1011,13 @@
         </w:rPr>
         <w:t>链接:</w:t>
       </w:r>
-      <w:hyperlink r:id="rId31">
+      <w:hyperlink r:id="rId26">
         <w:r>
           <w:rPr>
             <w:color w:val="0563C1"/>
             <w:u w:val="single"/>
           </w:rPr>
-          <w:t>英伟达 RTX 5070 Ti 显存狂超 +5500MHz：带宽突破 1248 GB/s，游戏实测仅提升 5 帧</w:t>
+          <w:t>VGN 魔竞耳机官宣：入耳式专业电竞 HiFi 耳机，提供粉色版本</w:t>
         </w:r>
       </w:hyperlink>
     </w:p>
@@ -1296,7 +1041,7 @@
           <w:color w:val="888888"/>
           <w:sz w:val="24"/>
         </w:rPr>
-        <w:t>微软承认 Win11 26H2 更新后会导致部分游戏和应用崩溃，KB5124010 存在音频解码问题</w:t>
+        <w:t>冰雪末日求生：多人生存游戏《永冻纪元》将于 10 月 9 日在 Steam 开启抢先体验</w:t>
       </w:r>
     </w:p>
     <w:p>
@@ -1306,7 +1051,7 @@
           <w:color w:val="888888"/>
           <w:sz w:val="18"/>
         </w:rPr>
-        <w:t>来源:IT之家 | 时间:10-04 07:46</w:t>
+        <w:t>来源:IT之家 | 时间:10-04 17:51</w:t>
       </w:r>
     </w:p>
     <w:p>
@@ -1317,13 +1062,13 @@
         </w:rPr>
         <w:t>链接:</w:t>
       </w:r>
-      <w:hyperlink r:id="rId32">
+      <w:hyperlink r:id="rId27">
         <w:r>
           <w:rPr>
             <w:color w:val="0563C1"/>
             <w:u w:val="single"/>
           </w:rPr>
-          <w:t>微软承认 Win11 26H2 更新后会导致部分游戏和应用崩溃，KB5124010 存在音频解码问题</w:t>
+          <w:t>冰雪末日求生：多人生存游戏《永冻纪元》将于 10 月 9 日在 Steam 开启抢先体验</w:t>
         </w:r>
       </w:hyperlink>
     </w:p>
@@ -1347,7 +1092,7 @@
           <w:color w:val="888888"/>
           <w:sz w:val="24"/>
         </w:rPr>
-        <w:t>索尼 PlayStation 之父久多良木健：游戏行业陷入停滞，开发者应当保有更强的好奇心</w:t>
+        <w:t>《Apex 英雄》PC 版游戏告别 EAC 反作弊引擎，迎来全新自研系统 EA Javelin Anticheat</w:t>
       </w:r>
     </w:p>
     <w:p>
@@ -1357,7 +1102,7 @@
           <w:color w:val="888888"/>
           <w:sz w:val="18"/>
         </w:rPr>
-        <w:t>来源:IT之家 | 时间:10-04 07:19</w:t>
+        <w:t>来源:IT之家 | 时间:10-04 17:41</w:t>
       </w:r>
     </w:p>
     <w:p>
@@ -1368,13 +1113,13 @@
         </w:rPr>
         <w:t>链接:</w:t>
       </w:r>
-      <w:hyperlink r:id="rId33">
+      <w:hyperlink r:id="rId28">
         <w:r>
           <w:rPr>
             <w:color w:val="0563C1"/>
             <w:u w:val="single"/>
           </w:rPr>
-          <w:t>索尼 PlayStation 之父久多良木健：游戏行业陷入停滞，开发者应当保有更强的好奇心</w:t>
+          <w:t>《Apex 英雄》PC 版游戏告别 EAC 反作弊引擎，迎来全新自研系统 EA Javelin Anticheat</w:t>
         </w:r>
       </w:hyperlink>
     </w:p>
@@ -1398,7 +1143,7 @@
           <w:color w:val="888888"/>
           <w:sz w:val="24"/>
         </w:rPr>
-        <w:t>索尼 PS5 破解后成功运行初代 Xbox 游戏，微软 Xbox 360 与 PC 游戏支持也在开发中</w:t>
+        <w:t>语音开黑平台 Discord 将引入“游戏模式”，开启后可降低应用 CPU / GPU 占用</w:t>
       </w:r>
     </w:p>
     <w:p>
@@ -1408,7 +1153,274 @@
           <w:color w:val="888888"/>
           <w:sz w:val="18"/>
         </w:rPr>
-        <w:t>来源:IT之家 | 时间:10-04 06:59</w:t>
+        <w:t>来源:IT之家 | 时间:10-04 17:33</w:t>
+      </w:r>
+    </w:p>
+    <w:p>
+      <w:r>
+        <w:rPr>
+          <w:rFonts w:ascii="Times New Roman" w:hAnsi="Times New Roman" w:eastAsia="宋体"/>
+          <w:sz w:val="18"/>
+        </w:rPr>
+        <w:t>链接:</w:t>
+      </w:r>
+      <w:hyperlink r:id="rId29">
+        <w:r>
+          <w:rPr>
+            <w:color w:val="0563C1"/>
+            <w:u w:val="single"/>
+          </w:rPr>
+          <w:t>语音开黑平台 Discord 将引入“游戏模式”，开启后可降低应用 CPU / GPU 占用</w:t>
+        </w:r>
+      </w:hyperlink>
+    </w:p>
+    <w:p>
+      <w:pPr>
+        <w:pStyle w:val="Heading3"/>
+      </w:pPr>
+      <w:r>
+        <w:rPr>
+          <w:rFonts w:ascii="Times New Roman" w:hAnsi="Times New Roman" w:eastAsia="黑体"/>
+          <w:b w:val="0"/>
+          <w:color w:val="888888"/>
+          <w:sz w:val="24"/>
+        </w:rPr>
+        <w:t>【C级·参考】</w:t>
+      </w:r>
+      <w:r>
+        <w:rPr>
+          <w:rFonts w:ascii="Times New Roman" w:hAnsi="Times New Roman" w:eastAsia="黑体"/>
+          <w:b w:val="0"/>
+          <w:color w:val="888888"/>
+          <w:sz w:val="24"/>
+        </w:rPr>
+        <w:t>模拟经营游戏《狂热运输 3》发售，Steam 国区 198 元起</w:t>
+      </w:r>
+    </w:p>
+    <w:p>
+      <w:r>
+        <w:rPr>
+          <w:rFonts w:ascii="Times New Roman" w:hAnsi="Times New Roman" w:eastAsia="宋体"/>
+          <w:color w:val="888888"/>
+          <w:sz w:val="18"/>
+        </w:rPr>
+        <w:t>来源:IT之家 | 时间:10-04 17:07</w:t>
+      </w:r>
+    </w:p>
+    <w:p>
+      <w:r>
+        <w:rPr>
+          <w:rFonts w:ascii="Times New Roman" w:hAnsi="Times New Roman" w:eastAsia="宋体"/>
+          <w:sz w:val="18"/>
+        </w:rPr>
+        <w:t>链接:</w:t>
+      </w:r>
+      <w:hyperlink r:id="rId30">
+        <w:r>
+          <w:rPr>
+            <w:color w:val="0563C1"/>
+            <w:u w:val="single"/>
+          </w:rPr>
+          <w:t>模拟经营游戏《狂热运输 3》发售，Steam 国区 198 元起</w:t>
+        </w:r>
+      </w:hyperlink>
+    </w:p>
+    <w:p>
+      <w:pPr>
+        <w:pStyle w:val="Heading3"/>
+      </w:pPr>
+      <w:r>
+        <w:rPr>
+          <w:rFonts w:ascii="Times New Roman" w:hAnsi="Times New Roman" w:eastAsia="黑体"/>
+          <w:b w:val="0"/>
+          <w:color w:val="888888"/>
+          <w:sz w:val="24"/>
+        </w:rPr>
+        <w:t>【C级·参考】</w:t>
+      </w:r>
+      <w:r>
+        <w:rPr>
+          <w:rFonts w:ascii="Times New Roman" w:hAnsi="Times New Roman" w:eastAsia="黑体"/>
+          <w:b w:val="0"/>
+          <w:color w:val="888888"/>
+          <w:sz w:val="24"/>
+        </w:rPr>
+        <w:t>VR 驾驶模拟游戏《亚利桑那卡车司机》本月开启抢先体验，Meta Quest 平台独占</w:t>
+      </w:r>
+    </w:p>
+    <w:p>
+      <w:r>
+        <w:rPr>
+          <w:rFonts w:ascii="Times New Roman" w:hAnsi="Times New Roman" w:eastAsia="宋体"/>
+          <w:color w:val="888888"/>
+          <w:sz w:val="18"/>
+        </w:rPr>
+        <w:t>来源:IT之家 | 时间:10-04 16:51</w:t>
+      </w:r>
+    </w:p>
+    <w:p>
+      <w:r>
+        <w:rPr>
+          <w:rFonts w:ascii="Times New Roman" w:hAnsi="Times New Roman" w:eastAsia="宋体"/>
+          <w:sz w:val="18"/>
+        </w:rPr>
+        <w:t>链接:</w:t>
+      </w:r>
+      <w:hyperlink r:id="rId31">
+        <w:r>
+          <w:rPr>
+            <w:color w:val="0563C1"/>
+            <w:u w:val="single"/>
+          </w:rPr>
+          <w:t>VR 驾驶模拟游戏《亚利桑那卡车司机》本月开启抢先体验，Meta Quest 平台独占</w:t>
+        </w:r>
+      </w:hyperlink>
+    </w:p>
+    <w:p>
+      <w:pPr>
+        <w:pStyle w:val="Heading3"/>
+      </w:pPr>
+      <w:r>
+        <w:rPr>
+          <w:rFonts w:ascii="Times New Roman" w:hAnsi="Times New Roman" w:eastAsia="黑体"/>
+          <w:b w:val="0"/>
+          <w:color w:val="888888"/>
+          <w:sz w:val="24"/>
+        </w:rPr>
+        <w:t>【C级·参考】</w:t>
+      </w:r>
+      <w:r>
+        <w:rPr>
+          <w:rFonts w:ascii="Times New Roman" w:hAnsi="Times New Roman" w:eastAsia="黑体"/>
+          <w:b w:val="0"/>
+          <w:color w:val="888888"/>
+          <w:sz w:val="24"/>
+        </w:rPr>
+        <w:t>索尼 PS5 游戏机模拟器 KytyPS5 新进展：运行《漫威金刚狼》可达到接近 20 FPS 峰值水平</w:t>
+      </w:r>
+    </w:p>
+    <w:p>
+      <w:r>
+        <w:rPr>
+          <w:rFonts w:ascii="Times New Roman" w:hAnsi="Times New Roman" w:eastAsia="宋体"/>
+          <w:color w:val="888888"/>
+          <w:sz w:val="18"/>
+        </w:rPr>
+        <w:t>来源:IT之家 | 时间:10-04 16:30</w:t>
+      </w:r>
+    </w:p>
+    <w:p>
+      <w:r>
+        <w:rPr>
+          <w:rFonts w:ascii="Times New Roman" w:hAnsi="Times New Roman" w:eastAsia="宋体"/>
+          <w:sz w:val="18"/>
+        </w:rPr>
+        <w:t>链接:</w:t>
+      </w:r>
+      <w:hyperlink r:id="rId32">
+        <w:r>
+          <w:rPr>
+            <w:color w:val="0563C1"/>
+            <w:u w:val="single"/>
+          </w:rPr>
+          <w:t>索尼 PS5 游戏机模拟器 KytyPS5 新进展：运行《漫威金刚狼》可达到接近 20 FPS 峰值水平</w:t>
+        </w:r>
+      </w:hyperlink>
+    </w:p>
+    <w:p>
+      <w:pPr>
+        <w:pStyle w:val="Heading2"/>
+      </w:pPr>
+      <w:r>
+        <w:rPr>
+          <w:rFonts w:ascii="Times New Roman" w:hAnsi="Times New Roman" w:eastAsia="黑体"/>
+          <w:sz w:val="28"/>
+        </w:rPr>
+        <w:t>消费/以旧换新/新餐饮</w:t>
+      </w:r>
+    </w:p>
+    <w:p>
+      <w:pPr>
+        <w:pStyle w:val="Heading3"/>
+      </w:pPr>
+      <w:r>
+        <w:rPr>
+          <w:rFonts w:ascii="Times New Roman" w:hAnsi="Times New Roman" w:eastAsia="黑体"/>
+          <w:b w:val="0"/>
+          <w:color w:val="888888"/>
+          <w:sz w:val="24"/>
+        </w:rPr>
+        <w:t>【C级·参考】</w:t>
+      </w:r>
+      <w:r>
+        <w:rPr>
+          <w:rFonts w:ascii="Times New Roman" w:hAnsi="Times New Roman" w:eastAsia="黑体"/>
+          <w:b w:val="0"/>
+          <w:color w:val="888888"/>
+          <w:sz w:val="24"/>
+        </w:rPr>
+        <w:t>国庆假期前三天：汽车以旧换新 4.6 万辆、数码和智能产品购新 170.9 万件</w:t>
+      </w:r>
+    </w:p>
+    <w:p>
+      <w:r>
+        <w:rPr>
+          <w:rFonts w:ascii="Times New Roman" w:hAnsi="Times New Roman" w:eastAsia="宋体"/>
+          <w:color w:val="888888"/>
+          <w:sz w:val="18"/>
+        </w:rPr>
+        <w:t>来源:IT之家 | 时间:10-04 20:46</w:t>
+      </w:r>
+    </w:p>
+    <w:p>
+      <w:r>
+        <w:rPr>
+          <w:rFonts w:ascii="Times New Roman" w:hAnsi="Times New Roman" w:eastAsia="宋体"/>
+          <w:sz w:val="18"/>
+        </w:rPr>
+        <w:t>链接:</w:t>
+      </w:r>
+      <w:hyperlink r:id="rId33">
+        <w:r>
+          <w:rPr>
+            <w:color w:val="0563C1"/>
+            <w:u w:val="single"/>
+          </w:rPr>
+          <w:t>国庆假期前三天：汽车以旧换新 4.6 万辆、数码和智能产品购新 170.9 万件</w:t>
+        </w:r>
+      </w:hyperlink>
+    </w:p>
+    <w:p>
+      <w:pPr>
+        <w:pStyle w:val="Heading3"/>
+      </w:pPr>
+      <w:r>
+        <w:rPr>
+          <w:rFonts w:ascii="Times New Roman" w:hAnsi="Times New Roman" w:eastAsia="黑体"/>
+          <w:b w:val="0"/>
+          <w:color w:val="888888"/>
+          <w:sz w:val="24"/>
+        </w:rPr>
+        <w:t>【C级·参考】</w:t>
+      </w:r>
+      <w:r>
+        <w:rPr>
+          <w:rFonts w:ascii="Times New Roman" w:hAnsi="Times New Roman" w:eastAsia="黑体"/>
+          <w:b w:val="0"/>
+          <w:color w:val="888888"/>
+          <w:sz w:val="24"/>
+        </w:rPr>
+        <w:t>海信“猎影 G5 Pro”24.5 英寸显示器预售：2K 320Hz，1777 元（国补后低至 1599 元）</w:t>
+      </w:r>
+    </w:p>
+    <w:p>
+      <w:r>
+        <w:rPr>
+          <w:rFonts w:ascii="Times New Roman" w:hAnsi="Times New Roman" w:eastAsia="宋体"/>
+          <w:color w:val="888888"/>
+          <w:sz w:val="18"/>
+        </w:rPr>
+        <w:t>来源:IT之家 | 时间:10-04 17:03</w:t>
       </w:r>
     </w:p>
     <w:p>
@@ -1425,21 +1437,60 @@
             <w:color w:val="0563C1"/>
             <w:u w:val="single"/>
           </w:rPr>
-          <w:t>索尼 PS5 破解后成功运行初代 Xbox 游戏，微软 Xbox 360 与 PC 游戏支持也在开发中</w:t>
+          <w:t>海信“猎影 G5 Pro”24.5 英寸显示器预售：2K 320Hz，1777 元（国补后低至 1599 元）</w:t>
         </w:r>
       </w:hyperlink>
     </w:p>
     <w:p>
       <w:pPr>
-        <w:pStyle w:val="Heading2"/>
+        <w:pStyle w:val="Heading3"/>
       </w:pPr>
       <w:r>
         <w:rPr>
           <w:rFonts w:ascii="Times New Roman" w:hAnsi="Times New Roman" w:eastAsia="黑体"/>
-          <w:sz w:val="28"/>
+          <w:b w:val="0"/>
+          <w:color w:val="888888"/>
+          <w:sz w:val="24"/>
         </w:rPr>
-        <w:t>消费/以旧换新/新餐饮</w:t>
+        <w:t>【C级·参考】</w:t>
       </w:r>
+      <w:r>
+        <w:rPr>
+          <w:rFonts w:ascii="Times New Roman" w:hAnsi="Times New Roman" w:eastAsia="黑体"/>
+          <w:b w:val="0"/>
+          <w:color w:val="888888"/>
+          <w:sz w:val="24"/>
+        </w:rPr>
+        <w:t>2026 年国庆假期有关部门将发放超 3.1 亿元消费券，叠加地方配套补贴激活市场活力</w:t>
+      </w:r>
+    </w:p>
+    <w:p>
+      <w:r>
+        <w:rPr>
+          <w:rFonts w:ascii="Times New Roman" w:hAnsi="Times New Roman" w:eastAsia="宋体"/>
+          <w:color w:val="888888"/>
+          <w:sz w:val="18"/>
+        </w:rPr>
+        <w:t>来源:IT之家 | 时间:10-04 15:19</w:t>
+      </w:r>
+    </w:p>
+    <w:p>
+      <w:r>
+        <w:rPr>
+          <w:rFonts w:ascii="Times New Roman" w:hAnsi="Times New Roman" w:eastAsia="宋体"/>
+          <w:sz w:val="18"/>
+        </w:rPr>
+        <w:t>链接:</w:t>
+      </w:r>
+      <w:hyperlink r:id="rId35">
+        <w:r>
+          <w:rPr>
+            <w:color w:val="0563C1"/>
+            <w:u w:val="single"/>
+          </w:rPr>
+          <w:t>2026 年国庆假期有关部门将发放超 3.1 亿元消费券，叠加地方配套补贴激活市场活力</w:t>
+        </w:r>
+      </w:hyperlink>
     </w:p>
     <w:p>
       <w:pPr>
@@ -1482,7 +1533,7 @@
         </w:rPr>
         <w:t>链接:</w:t>
       </w:r>
-      <w:hyperlink r:id="rId35">
+      <w:hyperlink r:id="rId36">
         <w:r>
           <w:rPr>
             <w:color w:val="0563C1"/>
@@ -1533,7 +1584,7 @@
         </w:rPr>
         <w:t>链接:</w:t>
       </w:r>
-      <w:hyperlink r:id="rId36">
+      <w:hyperlink r:id="rId37">
         <w:r>
           <w:rPr>
             <w:color w:val="0563C1"/>
@@ -1584,7 +1635,7 @@
         </w:rPr>
         <w:t>链接:</w:t>
       </w:r>
-      <w:hyperlink r:id="rId37">
+      <w:hyperlink r:id="rId38">
         <w:r>
           <w:rPr>
             <w:color w:val="0563C1"/>
@@ -1620,7 +1671,7 @@
           <w:rFonts w:ascii="Times New Roman" w:hAnsi="Times New Roman" w:eastAsia="宋体"/>
           <w:sz w:val="18"/>
         </w:rPr>
-        <w:t>IT之家(60)、GameLook(0)、HackerNews(5)、Bing新闻(4)</w:t>
+        <w:t>IT之家(60)、GameLook(0)、HackerNews(6)、Bing新闻(4)</w:t>
       </w:r>
     </w:p>
     <w:p>

--- a/briefings/线口监测午报-2026-10-04.docx
+++ b/briefings/线口监测午报-2026-10-04.docx
@@ -22,7 +22,7 @@
           <w:color w:val="888888"/>
           <w:sz w:val="18"/>
         </w:rPr>
-        <w:t>监测窗口:近48小时 | 生成时间:2026-10-04 21:09</w:t>
+        <w:t>监测窗口:近48小时 | 生成时间:2026-10-04 21:53</w:t>
       </w:r>
     </w:p>
     <w:p>
@@ -70,6 +70,57 @@
           <w:color w:val="888888"/>
           <w:sz w:val="24"/>
         </w:rPr>
+        <w:t>乐山大佛景区回应网传“掏耳朵”养护作业视频：系 AI 合成，佛耳内并无所谓“杂物”</w:t>
+      </w:r>
+    </w:p>
+    <w:p>
+      <w:r>
+        <w:rPr>
+          <w:rFonts w:ascii="Times New Roman" w:hAnsi="Times New Roman" w:eastAsia="宋体"/>
+          <w:color w:val="888888"/>
+          <w:sz w:val="18"/>
+        </w:rPr>
+        <w:t>来源:IT之家 | 时间:10-04 21:20</w:t>
+      </w:r>
+    </w:p>
+    <w:p>
+      <w:r>
+        <w:rPr>
+          <w:rFonts w:ascii="Times New Roman" w:hAnsi="Times New Roman" w:eastAsia="宋体"/>
+          <w:sz w:val="18"/>
+        </w:rPr>
+        <w:t>链接:</w:t>
+      </w:r>
+      <w:hyperlink r:id="rId9">
+        <w:r>
+          <w:rPr>
+            <w:color w:val="0563C1"/>
+            <w:u w:val="single"/>
+          </w:rPr>
+          <w:t>乐山大佛景区回应网传“掏耳朵”养护作业视频：系 AI 合成，佛耳内并无所谓“杂物”</w:t>
+        </w:r>
+      </w:hyperlink>
+    </w:p>
+    <w:p>
+      <w:pPr>
+        <w:pStyle w:val="Heading3"/>
+      </w:pPr>
+      <w:r>
+        <w:rPr>
+          <w:rFonts w:ascii="Times New Roman" w:hAnsi="Times New Roman" w:eastAsia="黑体"/>
+          <w:b w:val="0"/>
+          <w:color w:val="888888"/>
+          <w:sz w:val="24"/>
+        </w:rPr>
+        <w:t>【C级·参考】</w:t>
+      </w:r>
+      <w:r>
+        <w:rPr>
+          <w:rFonts w:ascii="Times New Roman" w:hAnsi="Times New Roman" w:eastAsia="黑体"/>
+          <w:b w:val="0"/>
+          <w:color w:val="888888"/>
+          <w:sz w:val="24"/>
+        </w:rPr>
         <w:t>DeepSeek Harness 崔添翼：产品核心理念是“一切皆插件”，可扩展性是初心</w:t>
       </w:r>
     </w:p>
@@ -91,7 +142,7 @@
         </w:rPr>
         <w:t>链接:</w:t>
       </w:r>
-      <w:hyperlink r:id="rId9">
+      <w:hyperlink r:id="rId10">
         <w:r>
           <w:rPr>
             <w:color w:val="0563C1"/>
@@ -142,7 +193,7 @@
         </w:rPr>
         <w:t>链接:</w:t>
       </w:r>
-      <w:hyperlink r:id="rId10">
+      <w:hyperlink r:id="rId11">
         <w:r>
           <w:rPr>
             <w:color w:val="0563C1"/>
@@ -193,64 +244,13 @@
         </w:rPr>
         <w:t>链接:</w:t>
       </w:r>
-      <w:hyperlink r:id="rId11">
+      <w:hyperlink r:id="rId12">
         <w:r>
           <w:rPr>
             <w:color w:val="0563C1"/>
             <w:u w:val="single"/>
           </w:rPr>
           <w:t>大量 AI“幻觉”报告压垮维护团队，谷歌暂停部分开源漏洞奖励计划</w:t>
-        </w:r>
-      </w:hyperlink>
-    </w:p>
-    <w:p>
-      <w:pPr>
-        <w:pStyle w:val="Heading3"/>
-      </w:pPr>
-      <w:r>
-        <w:rPr>
-          <w:rFonts w:ascii="Times New Roman" w:hAnsi="Times New Roman" w:eastAsia="黑体"/>
-          <w:b w:val="0"/>
-          <w:color w:val="888888"/>
-          <w:sz w:val="24"/>
-        </w:rPr>
-        <w:t>【C级·参考】</w:t>
-      </w:r>
-      <w:r>
-        <w:rPr>
-          <w:rFonts w:ascii="Times New Roman" w:hAnsi="Times New Roman" w:eastAsia="黑体"/>
-          <w:b w:val="0"/>
-          <w:color w:val="888888"/>
-          <w:sz w:val="24"/>
-        </w:rPr>
-        <w:t>In Ukraine, distributed renewables foil Russia's assaults</w:t>
-      </w:r>
-    </w:p>
-    <w:p>
-      <w:r>
-        <w:rPr>
-          <w:rFonts w:ascii="Times New Roman" w:hAnsi="Times New Roman" w:eastAsia="宋体"/>
-          <w:color w:val="888888"/>
-          <w:sz w:val="18"/>
-        </w:rPr>
-        <w:t>来源:Hacker News | 时间:10-04 16:39</w:t>
-      </w:r>
-    </w:p>
-    <w:p>
-      <w:r>
-        <w:rPr>
-          <w:rFonts w:ascii="Times New Roman" w:hAnsi="Times New Roman" w:eastAsia="宋体"/>
-          <w:sz w:val="18"/>
-        </w:rPr>
-        <w:t>链接:</w:t>
-      </w:r>
-      <w:hyperlink r:id="rId12">
-        <w:r>
-          <w:rPr>
-            <w:color w:val="0563C1"/>
-            <w:u w:val="single"/>
-          </w:rPr>
-          <w:t>In Ukraine, distributed renewables foil Russia's assaults</w:t>
         </w:r>
       </w:hyperlink>
     </w:p>
@@ -427,57 +427,6 @@
           <w:color w:val="888888"/>
           <w:sz w:val="24"/>
         </w:rPr>
-        <w:t>余承东：华为半导体已在手机、AI、智能汽车等领域成功设计并量产 381 款 τ 芯片</w:t>
-      </w:r>
-    </w:p>
-    <w:p>
-      <w:r>
-        <w:rPr>
-          <w:rFonts w:ascii="Times New Roman" w:hAnsi="Times New Roman" w:eastAsia="宋体"/>
-          <w:color w:val="888888"/>
-          <w:sz w:val="18"/>
-        </w:rPr>
-        <w:t>来源:IT之家 | 时间:10-04 12:32</w:t>
-      </w:r>
-    </w:p>
-    <w:p>
-      <w:r>
-        <w:rPr>
-          <w:rFonts w:ascii="Times New Roman" w:hAnsi="Times New Roman" w:eastAsia="宋体"/>
-          <w:sz w:val="18"/>
-        </w:rPr>
-        <w:t>链接:</w:t>
-      </w:r>
-      <w:hyperlink r:id="rId16">
-        <w:r>
-          <w:rPr>
-            <w:color w:val="0563C1"/>
-            <w:u w:val="single"/>
-          </w:rPr>
-          <w:t>余承东：华为半导体已在手机、AI、智能汽车等领域成功设计并量产 381 款 τ 芯片</w:t>
-        </w:r>
-      </w:hyperlink>
-    </w:p>
-    <w:p>
-      <w:pPr>
-        <w:pStyle w:val="Heading3"/>
-      </w:pPr>
-      <w:r>
-        <w:rPr>
-          <w:rFonts w:ascii="Times New Roman" w:hAnsi="Times New Roman" w:eastAsia="黑体"/>
-          <w:b w:val="0"/>
-          <w:color w:val="888888"/>
-          <w:sz w:val="24"/>
-        </w:rPr>
-        <w:t>【C级·参考】</w:t>
-      </w:r>
-      <w:r>
-        <w:rPr>
-          <w:rFonts w:ascii="Times New Roman" w:hAnsi="Times New Roman" w:eastAsia="黑体"/>
-          <w:b w:val="0"/>
-          <w:color w:val="888888"/>
-          <w:sz w:val="24"/>
-        </w:rPr>
         <w:t>翻译、点菜、找路线，AI眼镜能行吗？我在国外试了6天</w:t>
       </w:r>
     </w:p>
@@ -499,7 +448,7 @@
         </w:rPr>
         <w:t>链接:</w:t>
       </w:r>
-      <w:hyperlink r:id="rId17">
+      <w:hyperlink r:id="rId16">
         <w:r>
           <w:rPr>
             <w:color w:val="0563C1"/>
@@ -550,7 +499,7 @@
         </w:rPr>
         <w:t>链接:</w:t>
       </w:r>
-      <w:hyperlink r:id="rId18">
+      <w:hyperlink r:id="rId17">
         <w:r>
           <w:rPr>
             <w:color w:val="0563C1"/>
@@ -601,64 +550,13 @@
         </w:rPr>
         <w:t>链接:</w:t>
       </w:r>
-      <w:hyperlink r:id="rId19">
+      <w:hyperlink r:id="rId18">
         <w:r>
           <w:rPr>
             <w:color w:val="0563C1"/>
             <w:u w:val="single"/>
           </w:rPr>
           <w:t>I quit OpenAI because its culture is broken</w:t>
-        </w:r>
-      </w:hyperlink>
-    </w:p>
-    <w:p>
-      <w:pPr>
-        <w:pStyle w:val="Heading3"/>
-      </w:pPr>
-      <w:r>
-        <w:rPr>
-          <w:rFonts w:ascii="Times New Roman" w:hAnsi="Times New Roman" w:eastAsia="黑体"/>
-          <w:b w:val="0"/>
-          <w:color w:val="888888"/>
-          <w:sz w:val="24"/>
-        </w:rPr>
-        <w:t>【C级·参考|本地】</w:t>
-      </w:r>
-      <w:r>
-        <w:rPr>
-          <w:rFonts w:ascii="Times New Roman" w:hAnsi="Times New Roman" w:eastAsia="黑体"/>
-          <w:b w:val="0"/>
-          <w:color w:val="888888"/>
-          <w:sz w:val="24"/>
-        </w:rPr>
-        <w:t>空手来、满箱走：AI眼镜热销洞见“未来感”深圳</w:t>
-      </w:r>
-    </w:p>
-    <w:p>
-      <w:r>
-        <w:rPr>
-          <w:rFonts w:ascii="Times New Roman" w:hAnsi="Times New Roman" w:eastAsia="宋体"/>
-          <w:color w:val="888888"/>
-          <w:sz w:val="18"/>
-        </w:rPr>
-        <w:t>来源:Bing新闻 | 时间:10-03 01:00</w:t>
-      </w:r>
-    </w:p>
-    <w:p>
-      <w:r>
-        <w:rPr>
-          <w:rFonts w:ascii="Times New Roman" w:hAnsi="Times New Roman" w:eastAsia="宋体"/>
-          <w:sz w:val="18"/>
-        </w:rPr>
-        <w:t>链接:</w:t>
-      </w:r>
-      <w:hyperlink r:id="rId20">
-        <w:r>
-          <w:rPr>
-            <w:color w:val="0563C1"/>
-            <w:u w:val="single"/>
-          </w:rPr>
-          <w:t>空手来、满箱走：AI眼镜热销洞见“未来感”深圳</w:t>
         </w:r>
       </w:hyperlink>
     </w:p>
@@ -703,13 +601,64 @@
         </w:rPr>
         <w:t>链接:</w:t>
       </w:r>
-      <w:hyperlink r:id="rId21">
+      <w:hyperlink r:id="rId19">
         <w:r>
           <w:rPr>
             <w:color w:val="0563C1"/>
             <w:u w:val="single"/>
           </w:rPr>
           <w:t>AI眼镜一年暴涨453% 华为、小米集体入局 下一代智能形态是它么</w:t>
+        </w:r>
+      </w:hyperlink>
+    </w:p>
+    <w:p>
+      <w:pPr>
+        <w:pStyle w:val="Heading3"/>
+      </w:pPr>
+      <w:r>
+        <w:rPr>
+          <w:rFonts w:ascii="Times New Roman" w:hAnsi="Times New Roman" w:eastAsia="黑体"/>
+          <w:b w:val="0"/>
+          <w:color w:val="888888"/>
+          <w:sz w:val="24"/>
+        </w:rPr>
+        <w:t>【C级·参考】</w:t>
+      </w:r>
+      <w:r>
+        <w:rPr>
+          <w:rFonts w:ascii="Times New Roman" w:hAnsi="Times New Roman" w:eastAsia="黑体"/>
+          <w:b w:val="0"/>
+          <w:color w:val="888888"/>
+          <w:sz w:val="24"/>
+        </w:rPr>
+        <w:t>Meta 旗下 AI 智能体 Muse 将登陆智能眼镜平台，可代用户完成各种任务</w:t>
+      </w:r>
+    </w:p>
+    <w:p>
+      <w:r>
+        <w:rPr>
+          <w:rFonts w:ascii="Times New Roman" w:hAnsi="Times New Roman" w:eastAsia="宋体"/>
+          <w:color w:val="888888"/>
+          <w:sz w:val="18"/>
+        </w:rPr>
+        <w:t>来源:Bing新闻 | 时间:10-02 22:38</w:t>
+      </w:r>
+    </w:p>
+    <w:p>
+      <w:r>
+        <w:rPr>
+          <w:rFonts w:ascii="Times New Roman" w:hAnsi="Times New Roman" w:eastAsia="宋体"/>
+          <w:sz w:val="18"/>
+        </w:rPr>
+        <w:t>链接:</w:t>
+      </w:r>
+      <w:hyperlink r:id="rId20">
+        <w:r>
+          <w:rPr>
+            <w:color w:val="0563C1"/>
+            <w:u w:val="single"/>
+          </w:rPr>
+          <w:t>Meta 旗下 AI 智能体 Muse 将登陆智能眼镜平台，可代用户完成各种任务</w:t>
         </w:r>
       </w:hyperlink>
     </w:p>
@@ -766,7 +715,7 @@
         </w:rPr>
         <w:t>链接:</w:t>
       </w:r>
-      <w:hyperlink r:id="rId22">
+      <w:hyperlink r:id="rId21">
         <w:r>
           <w:rPr>
             <w:color w:val="0563C1"/>
@@ -846,7 +795,7 @@
         </w:rPr>
         <w:t>链接:</w:t>
       </w:r>
-      <w:hyperlink r:id="rId23">
+      <w:hyperlink r:id="rId22">
         <w:r>
           <w:rPr>
             <w:color w:val="0563C1"/>
@@ -897,7 +846,7 @@
         </w:rPr>
         <w:t>链接:</w:t>
       </w:r>
-      <w:hyperlink r:id="rId24">
+      <w:hyperlink r:id="rId23">
         <w:r>
           <w:rPr>
             <w:color w:val="0563C1"/>
@@ -918,6 +867,57 @@
         </w:rPr>
         <w:t>游戏/电竞/平台公司</w:t>
       </w:r>
+    </w:p>
+    <w:p>
+      <w:pPr>
+        <w:pStyle w:val="Heading3"/>
+      </w:pPr>
+      <w:r>
+        <w:rPr>
+          <w:rFonts w:ascii="Times New Roman" w:hAnsi="Times New Roman" w:eastAsia="黑体"/>
+          <w:b w:val="0"/>
+          <w:color w:val="888888"/>
+          <w:sz w:val="24"/>
+        </w:rPr>
+        <w:t>【C级·参考】</w:t>
+      </w:r>
+      <w:r>
+        <w:rPr>
+          <w:rFonts w:ascii="Times New Roman" w:hAnsi="Times New Roman" w:eastAsia="黑体"/>
+          <w:b w:val="0"/>
+          <w:color w:val="888888"/>
+          <w:sz w:val="24"/>
+        </w:rPr>
+        <w:t>竞速游戏《星球大战：银河赛车手》获 IGN 8 分评价，10 月 6 日发售</w:t>
+      </w:r>
+    </w:p>
+    <w:p>
+      <w:r>
+        <w:rPr>
+          <w:rFonts w:ascii="Times New Roman" w:hAnsi="Times New Roman" w:eastAsia="宋体"/>
+          <w:color w:val="888888"/>
+          <w:sz w:val="18"/>
+        </w:rPr>
+        <w:t>来源:IT之家 | 时间:10-04 21:09</w:t>
+      </w:r>
+    </w:p>
+    <w:p>
+      <w:r>
+        <w:rPr>
+          <w:rFonts w:ascii="Times New Roman" w:hAnsi="Times New Roman" w:eastAsia="宋体"/>
+          <w:sz w:val="18"/>
+        </w:rPr>
+        <w:t>链接:</w:t>
+      </w:r>
+      <w:hyperlink r:id="rId24">
+        <w:r>
+          <w:rPr>
+            <w:color w:val="0563C1"/>
+            <w:u w:val="single"/>
+          </w:rPr>
+          <w:t>竞速游戏《星球大战：银河赛车手》获 IGN 8 分评价，10 月 6 日发售</w:t>
+        </w:r>
+      </w:hyperlink>
     </w:p>
     <w:p>
       <w:pPr>
@@ -1671,7 +1671,7 @@
           <w:rFonts w:ascii="Times New Roman" w:hAnsi="Times New Roman" w:eastAsia="宋体"/>
           <w:sz w:val="18"/>
         </w:rPr>
-        <w:t>IT之家(60)、GameLook(0)、HackerNews(6)、Bing新闻(4)</w:t>
+        <w:t>IT之家(60)、GameLook(0)、HackerNews(5)、Bing新闻(3)</w:t>
       </w:r>
     </w:p>
     <w:p>
